--- a/projects/valuepickr-open-screen/docs/Vadilal Industries.docx
+++ b/projects/valuepickr-open-screen/docs/Vadilal Industries.docx
@@ -612,6 +612,171 @@
         <w:t xml:space="preserve">This is independent research and analysis for informational purposes only, not personalized financial or investment advice. Past multi-bagger performance and forum/social sentiment are not indicators of future returns. Do your own due diligence before investing.</w:t>
       </w:r>
     </w:p>
+    <w:p/>
+    <w:p>
+      <w:r>
+        <w:rPr>
+          <w:b/>
+          <w:sz w:val="28"/>
+        </w:rPr>
+        <w:t>🔄 RESEARCH UPDATE - 2026-10-05</w:t>
+      </w:r>
+    </w:p>
+    <w:p>
+      <w:r>
+        <w:rPr>
+          <w:b/>
+        </w:rPr>
+        <w:t>📊 Key Metrics:</w:t>
+      </w:r>
+    </w:p>
+    <w:p>
+      <w:pPr>
+        <w:ind w:left="360"/>
+      </w:pPr>
+      <w:r>
+        <w:t xml:space="preserve">  • Company: Vadilal Industries Ltd</w:t>
+      </w:r>
+    </w:p>
+    <w:p>
+      <w:pPr>
+        <w:ind w:left="360"/>
+      </w:pPr>
+      <w:r>
+        <w:t xml:space="preserve">  • Conviction: Low-Medium</w:t>
+      </w:r>
+    </w:p>
+    <w:p>
+      <w:pPr>
+        <w:ind w:left="360"/>
+      </w:pPr>
+      <w:r>
+        <w:t xml:space="preserve">  • Thesis: neither</w:t>
+      </w:r>
+    </w:p>
+    <w:p>
+      <w:pPr>
+        <w:ind w:left="360"/>
+      </w:pPr>
+      <w:r>
+        <w:t xml:space="preserve">  • 4-Box Score: 3.0</w:t>
+      </w:r>
+    </w:p>
+    <w:p>
+      <w:pPr>
+        <w:ind w:left="360"/>
+      </w:pPr>
+      <w:r>
+        <w:t xml:space="preserve">  • Research Date: 2026-09-19</w:t>
+      </w:r>
+    </w:p>
+    <w:p>
+      <w:pPr>
+        <w:ind w:left="360"/>
+      </w:pPr>
+      <w:r>
+        <w:t xml:space="preserve">  • Red Flag: HIGH CAUTION</w:t>
+      </w:r>
+    </w:p>
+    <w:p/>
+    <w:p>
+      <w:r>
+        <w:rPr>
+          <w:b/>
+        </w:rPr>
+        <w:t>📝 Verdict:</w:t>
+      </w:r>
+    </w:p>
+    <w:p>
+      <w:pPr>
+        <w:ind w:left="360"/>
+      </w:pPr>
+      <w:r>
+        <w:t>Established ice cream brand with a real category tailwind and clean balance sheet, but a newly-uncovered, unresolved related-party distribution breakdown (affecting ~91% of turnover) plus a fresh competitive entrant (Reliance's Bombay Creamery) override an otherwise-improving four_box score - thesis_fit stays 'neither' by deliberate override, conviction capped at Low-Medium pending clarity on the new distribution model</w:t>
+      </w:r>
+    </w:p>
+    <w:p/>
+    <w:p>
+      <w:r>
+        <w:rPr>
+          <w:b/>
+        </w:rPr>
+        <w:t>📈 Bull Case:</w:t>
+      </w:r>
+    </w:p>
+    <w:p>
+      <w:pPr>
+        <w:ind w:left="360"/>
+      </w:pPr>
+      <w:r>
+        <w:t>Well-established heritage ice cream brand (~115 years) with strong trust/award recognition and a genuine, underpenetrated category tailwind</w:t>
+      </w:r>
+    </w:p>
+    <w:p>
+      <w:pPr>
+        <w:ind w:left="360"/>
+      </w:pPr>
+      <w:r>
+        <w:t>Low debt (D/E ~0.27x), healthy ROCE (~22%) and ROE (~19.6%); promoter holding stable at ~64.7% with no pledge</w:t>
+      </w:r>
+    </w:p>
+    <w:p>
+      <w:pPr>
+        <w:ind w:left="360"/>
+      </w:pPr>
+      <w:r>
+        <w:t>Q1 FY27 print was genuinely strong (revenue +34%, PAT +95%, margin +470bps YoY) and valuation has become cheaper (P/E ~24x, down from ~34x a month earlier) even as the stock sits near 52-week highs</w:t>
+      </w:r>
+    </w:p>
+    <w:p>
+      <w:pPr>
+        <w:ind w:left="360"/>
+      </w:pPr>
+      <w:r>
+        <w:t>Mar-2025 family settlement + promoter-entity merger scheme suggests the decade-long control dispute is moving toward resolution, which the market itself has previously flagged as an overhang depressing the multiple</w:t>
+      </w:r>
+    </w:p>
+    <w:p/>
+    <w:p>
+      <w:r>
+        <w:rPr>
+          <w:b/>
+        </w:rPr>
+        <w:t>📉 Bear Case:</w:t>
+      </w:r>
+    </w:p>
+    <w:p>
+      <w:pPr>
+        <w:ind w:left="360"/>
+      </w:pPr>
+      <w:r>
+        <w:t>Vadilal Enterprises (the related-party distributor for ~91% of FY26 turnover) will not renew its 10-year distribution pact past 30-Sep-2026, and VIL has not announced a replacement model - this is a live, unresolved, near-term execution risk hitting the vast majority of domestic sales with only ~2 weeks' notice from today (19-Sep-2026)</w:t>
+      </w:r>
+    </w:p>
+    <w:p>
+      <w:pPr>
+        <w:ind w:left="360"/>
+      </w:pPr>
+      <w:r>
+        <w:t>Reliance Consumer Products entered the ice cream category with 'Bombay Creamery' the same month as the distribution shock - a well-capitalised new competitor arriving exactly when Vadilal's own go-to-market is in flux</w:t>
+      </w:r>
+    </w:p>
+    <w:p>
+      <w:pPr>
+        <w:ind w:left="360"/>
+      </w:pPr>
+      <w:r>
+        <w:t>FY26 (full fiscal year) PAT and EBITDA actually DECLINED YoY (Rs 98 Cr vs Rs 114 Cr PAT; Rs 170 Cr vs Rs 187 Cr EBITDA) - the strong headline growth is concentrated in the single Q1 FY27 quarter, which is also ice cream's seasonal peak, so peak-margin risk is real until confirmed by another quarter</w:t>
+      </w:r>
+    </w:p>
+    <w:p>
+      <w:pPr>
+        <w:ind w:left="360"/>
+      </w:pPr>
+      <w:r>
+        <w:t>VEL itself was notably excluded from the 2025 promoter-entity merger scheme even as other promoter/promoter-group entities were folded in - consistent with VEL being the more contentious, less-aligned related-party relationship in the group, which is exactly what has now broken down</w:t>
+      </w:r>
+    </w:p>
     <w:sectPr>
       <w:pgSz w:w="12240" w:h="15840" w:orient="portrait"/>
       <w:pgMar w:top="1440" w:right="1440" w:bottom="1440" w:left="1440" w:header="708" w:footer="708" w:gutter="0"/>
